--- a/output/IS-008-作業安全管理程序.docx
+++ b/output/IS-008-作業安全管理程序.docx
@@ -71,7 +71,7 @@
         </w:rPr>
       </w:pPr>
       <w:r>
-        <w:t xml:space="preserve">新世紀虛擬科技股份有限公司</w:t>
+        <w:t xml:space="preserve">E2E測試科技股份有限公司</w:t>
       </w:r>
     </w:p>
     <w:p>
@@ -334,7 +334,7 @@
         </w:rPr>
       </w:pPr>
       <w:r>
-        <w:t xml:space="preserve">發行日期：2026/05/20</w:t>
+        <w:t xml:space="preserve">發行日期：2026/03/06</w:t>
       </w:r>
     </w:p>
     <w:p>
@@ -597,7 +597,7 @@
               </w:rPr>
             </w:pPr>
             <w:r>
-              <w:t xml:space="preserve">2026/05/20</w:t>
+              <w:t xml:space="preserve">2026/03/06</w:t>
             </w:r>
           </w:p>
         </w:tc>
@@ -2539,7 +2539,7 @@
         </w:rPr>
       </w:pPr>
       <w:r>
-        <w:t xml:space="preserve">為確保新世紀虛擬科技股份有限公司（以下簡稱本公司）辦公室與資訊機房之資訊資產正確且安全之操作，以符合資訊安全規範。</w:t>
+        <w:t xml:space="preserve">為確保E2E測試科技股份有限公司（以下簡稱本公司）辦公室與資訊機房之資訊資產正確且安全之操作，以符合資訊安全規範。</w:t>
       </w:r>
     </w:p>
     <w:p>

--- a/output/IS-008-作業安全管理程序.docx
+++ b/output/IS-008-作業安全管理程序.docx
@@ -71,6 +71,10 @@
         </w:rPr>
       </w:pPr>
       <w:r>
+        <w:rPr>
+          <w:b/>
+          <w:sz w:val="48"/>
+        </w:rPr>
         <w:t xml:space="preserve">E2E測試科技股份有限公司</w:t>
       </w:r>
     </w:p>
@@ -5549,33 +5553,7 @@
         </w:rPr>
       </w:pPr>
       <w:r>
-        <w:rPr>
-          <w:rFonts w:hint="eastAsia"/>
-        </w:rPr>
-        <w:lastRenderedPageBreak/>
-        <w:t>本公司所有同仁因工作目的，將個人自攜資訊設備（如</w:t>
-      </w:r>
-      <w:r>
-        <w:rPr>
-          <w:rFonts w:hint="eastAsia"/>
-          <w:kern w:val="2"/>
-          <w:szCs w:val="28"/>
-        </w:rPr>
-        <w:t>筆記型電腦、智能手機、平板電腦等）連接公司網路作業工作環境時，</w:t>
-      </w:r>
-      <w:r>
-        <w:rPr>
-          <w:rFonts w:hint="eastAsia"/>
-        </w:rPr>
-        <w:t>必須</w:t>
-      </w:r>
-      <w:r>
-        <w:rPr>
-          <w:rFonts w:hint="eastAsia"/>
-          <w:kern w:val="2"/>
-          <w:szCs w:val="28"/>
-        </w:rPr>
-        <w:t>填寫「員工攜帶自有設備申請書」，先行取得公司授權及同意。</w:t>
+        <w:t xml:space="preserve">本公司所有同仁因工作目的，將個人自攜資訊設備（如筆記型電腦、智能手機、平板電腦等）連接公司網路作業工作環境時，必須填寫「員工攜帶自有設備申請書」，先行取得公司授權及同意。</w:t>
       </w:r>
     </w:p>
     <w:p>
@@ -5670,26 +5648,7 @@
         </w:rPr>
       </w:pPr>
       <w:r>
-        <w:rPr>
-          <w:rFonts w:hint="eastAsia"/>
-          <w:kern w:val="2"/>
-          <w:szCs w:val="28"/>
-        </w:rPr>
-        <w:t>自攜</w:t>
-      </w:r>
-      <w:r>
-        <w:rPr>
-          <w:rFonts w:hint="eastAsia"/>
-        </w:rPr>
-        <w:t>資訊</w:t>
-      </w:r>
-      <w:r>
-        <w:rPr>
-          <w:rFonts w:hint="eastAsia"/>
-          <w:kern w:val="2"/>
-          <w:szCs w:val="28"/>
-        </w:rPr>
-        <w:t>設備作業系統必須開啟自動更新，保持更新至最新版本；並安裝適切防毒軟體與及時更新病毒碼。</w:t>
+        <w:t xml:space="preserve">自攜資訊設備作業系統必須開啟自動更新，保持更新至最新版本；並安裝適切防毒軟體與及時更新病毒碼。</w:t>
       </w:r>
     </w:p>
     <w:p>
